--- a/a7/build/out/u5/A7 5.02 Scale Factor Perimeter and Area - Independent Set - Key.docx
+++ b/a7/build/out/u5/A7 5.02 Scale Factor Perimeter and Area - Independent Set - Key.docx
@@ -245,7 +245,50 @@
                 <w:color w:val="1A1A1A"/>
                 <w:sz w:val="22"/>
               </w:rPr>
-              <w:t>A figure with perimeter 18 cm is scaled by k = 3. Find the copy's perimeter.</w:t>
+              <w:t xml:space="preserve">A figure with perimeter 18 cm is scaled by </w:t>
+            </w:r>
+            <w:r>
+              <w:drawing>
+                <wp:inline xmlns:a="http://schemas.openxmlformats.org/drawingml/2006/main" xmlns:pic="http://schemas.openxmlformats.org/drawingml/2006/picture">
+                  <wp:extent cx="304800" cy="118872"/>
+                  <wp:docPr id="1" name="Picture 1"/>
+                  <wp:cNvGraphicFramePr>
+                    <a:graphicFrameLocks noChangeAspect="1"/>
+                  </wp:cNvGraphicFramePr>
+                  <a:graphic>
+                    <a:graphicData uri="http://schemas.openxmlformats.org/drawingml/2006/picture">
+                      <pic:pic>
+                        <pic:nvPicPr>
+                          <pic:cNvPr id="0" name="a8cd0284ae759161.png"/>
+                          <pic:cNvPicPr/>
+                        </pic:nvPicPr>
+                        <pic:blipFill>
+                          <a:blip r:embed="rId9"/>
+                          <a:stretch>
+                            <a:fillRect/>
+                          </a:stretch>
+                        </pic:blipFill>
+                        <pic:spPr>
+                          <a:xfrm>
+                            <a:off x="0" y="0"/>
+                            <a:ext cx="304800" cy="118872"/>
+                          </a:xfrm>
+                          <a:prstGeom prst="rect"/>
+                        </pic:spPr>
+                      </pic:pic>
+                    </a:graphicData>
+                  </a:graphic>
+                </wp:inline>
+              </w:drawing>
+            </w:r>
+            <w:r>
+              <w:rPr>
+                <w:b w:val="0"/>
+                <w:i w:val="0"/>
+                <w:color w:val="1A1A1A"/>
+                <w:sz w:val="22"/>
+              </w:rPr>
+              <w:t>. Find the copy's perimeter.</w:t>
             </w:r>
           </w:p>
           <w:p>
@@ -327,17 +370,41 @@
                 <w:color w:val="1A1A1A"/>
                 <w:sz w:val="22"/>
               </w:rPr>
-              <w:t>A figure with area 7 cm</w:t>
+              <w:t xml:space="preserve">A figure with area </w:t>
             </w:r>
             <w:r>
-              <w:rPr>
-                <w:b w:val="0"/>
-                <w:i w:val="0"/>
-                <w:color w:val="1A1A1A"/>
-                <w:sz w:val="22"/>
-                <w:vertAlign w:val="superscript"/>
-              </w:rPr>
-              <w:t>2</w:t>
+              <w:drawing>
+                <wp:inline xmlns:a="http://schemas.openxmlformats.org/drawingml/2006/main" xmlns:pic="http://schemas.openxmlformats.org/drawingml/2006/picture">
+                  <wp:extent cx="356616" cy="143256"/>
+                  <wp:docPr id="2" name="Picture 2"/>
+                  <wp:cNvGraphicFramePr>
+                    <a:graphicFrameLocks noChangeAspect="1"/>
+                  </wp:cNvGraphicFramePr>
+                  <a:graphic>
+                    <a:graphicData uri="http://schemas.openxmlformats.org/drawingml/2006/picture">
+                      <pic:pic>
+                        <pic:nvPicPr>
+                          <pic:cNvPr id="0" name="b25c111046bd1e43.png"/>
+                          <pic:cNvPicPr/>
+                        </pic:nvPicPr>
+                        <pic:blipFill>
+                          <a:blip r:embed="rId10"/>
+                          <a:stretch>
+                            <a:fillRect/>
+                          </a:stretch>
+                        </pic:blipFill>
+                        <pic:spPr>
+                          <a:xfrm>
+                            <a:off x="0" y="0"/>
+                            <a:ext cx="356616" cy="143256"/>
+                          </a:xfrm>
+                          <a:prstGeom prst="rect"/>
+                        </pic:spPr>
+                      </pic:pic>
+                    </a:graphicData>
+                  </a:graphic>
+                </wp:inline>
+              </w:drawing>
             </w:r>
             <w:r>
               <w:rPr>
@@ -346,7 +413,50 @@
                 <w:color w:val="1A1A1A"/>
                 <w:sz w:val="22"/>
               </w:rPr>
-              <w:t xml:space="preserve"> is scaled by k = 3. Find the copy's area.</w:t>
+              <w:t xml:space="preserve"> is scaled by </w:t>
+            </w:r>
+            <w:r>
+              <w:drawing>
+                <wp:inline xmlns:a="http://schemas.openxmlformats.org/drawingml/2006/main" xmlns:pic="http://schemas.openxmlformats.org/drawingml/2006/picture">
+                  <wp:extent cx="304800" cy="118872"/>
+                  <wp:docPr id="3" name="Picture 3"/>
+                  <wp:cNvGraphicFramePr>
+                    <a:graphicFrameLocks noChangeAspect="1"/>
+                  </wp:cNvGraphicFramePr>
+                  <a:graphic>
+                    <a:graphicData uri="http://schemas.openxmlformats.org/drawingml/2006/picture">
+                      <pic:pic>
+                        <pic:nvPicPr>
+                          <pic:cNvPr id="0" name="a8cd0284ae759161.png"/>
+                          <pic:cNvPicPr/>
+                        </pic:nvPicPr>
+                        <pic:blipFill>
+                          <a:blip r:embed="rId9"/>
+                          <a:stretch>
+                            <a:fillRect/>
+                          </a:stretch>
+                        </pic:blipFill>
+                        <pic:spPr>
+                          <a:xfrm>
+                            <a:off x="0" y="0"/>
+                            <a:ext cx="304800" cy="118872"/>
+                          </a:xfrm>
+                          <a:prstGeom prst="rect"/>
+                        </pic:spPr>
+                      </pic:pic>
+                    </a:graphicData>
+                  </a:graphic>
+                </wp:inline>
+              </w:drawing>
+            </w:r>
+            <w:r>
+              <w:rPr>
+                <w:b w:val="0"/>
+                <w:i w:val="0"/>
+                <w:color w:val="1A1A1A"/>
+                <w:sz w:val="22"/>
+              </w:rPr>
+              <w:t>. Find the copy's area.</w:t>
             </w:r>
           </w:p>
           <w:p>
@@ -472,17 +582,41 @@
                 <w:color w:val="1A1A1A"/>
                 <w:sz w:val="22"/>
               </w:rPr>
-              <w:t>A figure with area 40 cm</w:t>
+              <w:t xml:space="preserve">A figure with area </w:t>
             </w:r>
             <w:r>
-              <w:rPr>
-                <w:b w:val="0"/>
-                <w:i w:val="0"/>
-                <w:color w:val="1A1A1A"/>
-                <w:sz w:val="22"/>
-                <w:vertAlign w:val="superscript"/>
-              </w:rPr>
-              <w:t>2</w:t>
+              <w:drawing>
+                <wp:inline xmlns:a="http://schemas.openxmlformats.org/drawingml/2006/main" xmlns:pic="http://schemas.openxmlformats.org/drawingml/2006/picture">
+                  <wp:extent cx="441960" cy="143256"/>
+                  <wp:docPr id="4" name="Picture 4"/>
+                  <wp:cNvGraphicFramePr>
+                    <a:graphicFrameLocks noChangeAspect="1"/>
+                  </wp:cNvGraphicFramePr>
+                  <a:graphic>
+                    <a:graphicData uri="http://schemas.openxmlformats.org/drawingml/2006/picture">
+                      <pic:pic>
+                        <pic:nvPicPr>
+                          <pic:cNvPr id="0" name="63bcee8524c759b5.png"/>
+                          <pic:cNvPicPr/>
+                        </pic:nvPicPr>
+                        <pic:blipFill>
+                          <a:blip r:embed="rId11"/>
+                          <a:stretch>
+                            <a:fillRect/>
+                          </a:stretch>
+                        </pic:blipFill>
+                        <pic:spPr>
+                          <a:xfrm>
+                            <a:off x="0" y="0"/>
+                            <a:ext cx="441960" cy="143256"/>
+                          </a:xfrm>
+                          <a:prstGeom prst="rect"/>
+                        </pic:spPr>
+                      </pic:pic>
+                    </a:graphicData>
+                  </a:graphic>
+                </wp:inline>
+              </w:drawing>
             </w:r>
             <w:r>
               <w:rPr>
@@ -491,7 +625,50 @@
                 <w:color w:val="1A1A1A"/>
                 <w:sz w:val="22"/>
               </w:rPr>
-              <w:t xml:space="preserve"> is scaled by k = ½. Find the copy's area.</w:t>
+              <w:t xml:space="preserve"> is scaled by </w:t>
+            </w:r>
+            <w:r>
+              <w:drawing>
+                <wp:inline xmlns:a="http://schemas.openxmlformats.org/drawingml/2006/main" xmlns:pic="http://schemas.openxmlformats.org/drawingml/2006/picture">
+                  <wp:extent cx="295656" cy="213360"/>
+                  <wp:docPr id="5" name="Picture 5"/>
+                  <wp:cNvGraphicFramePr>
+                    <a:graphicFrameLocks noChangeAspect="1"/>
+                  </wp:cNvGraphicFramePr>
+                  <a:graphic>
+                    <a:graphicData uri="http://schemas.openxmlformats.org/drawingml/2006/picture">
+                      <pic:pic>
+                        <pic:nvPicPr>
+                          <pic:cNvPr id="0" name="4c16c08f73accb3b.png"/>
+                          <pic:cNvPicPr/>
+                        </pic:nvPicPr>
+                        <pic:blipFill>
+                          <a:blip r:embed="rId12"/>
+                          <a:stretch>
+                            <a:fillRect/>
+                          </a:stretch>
+                        </pic:blipFill>
+                        <pic:spPr>
+                          <a:xfrm>
+                            <a:off x="0" y="0"/>
+                            <a:ext cx="295656" cy="213360"/>
+                          </a:xfrm>
+                          <a:prstGeom prst="rect"/>
+                        </pic:spPr>
+                      </pic:pic>
+                    </a:graphicData>
+                  </a:graphic>
+                </wp:inline>
+              </w:drawing>
+            </w:r>
+            <w:r>
+              <w:rPr>
+                <w:b w:val="0"/>
+                <w:i w:val="0"/>
+                <w:color w:val="1A1A1A"/>
+                <w:sz w:val="22"/>
+              </w:rPr>
+              <w:t>. Find the copy's area.</w:t>
             </w:r>
           </w:p>
           <w:p>
@@ -617,7 +794,50 @@
                 <w:color w:val="1A1A1A"/>
                 <w:sz w:val="22"/>
               </w:rPr>
-              <w:t>A 2 cm by 5 cm rectangle is scaled by k = 2.5. Find the copy's perimeter and area.</w:t>
+              <w:t xml:space="preserve">A 2 cm by 5 cm rectangle is scaled by </w:t>
+            </w:r>
+            <w:r>
+              <w:drawing>
+                <wp:inline xmlns:a="http://schemas.openxmlformats.org/drawingml/2006/main" xmlns:pic="http://schemas.openxmlformats.org/drawingml/2006/picture">
+                  <wp:extent cx="429768" cy="118872"/>
+                  <wp:docPr id="6" name="Picture 6"/>
+                  <wp:cNvGraphicFramePr>
+                    <a:graphicFrameLocks noChangeAspect="1"/>
+                  </wp:cNvGraphicFramePr>
+                  <a:graphic>
+                    <a:graphicData uri="http://schemas.openxmlformats.org/drawingml/2006/picture">
+                      <pic:pic>
+                        <pic:nvPicPr>
+                          <pic:cNvPr id="0" name="2c5ff623f3ebf612.png"/>
+                          <pic:cNvPicPr/>
+                        </pic:nvPicPr>
+                        <pic:blipFill>
+                          <a:blip r:embed="rId13"/>
+                          <a:stretch>
+                            <a:fillRect/>
+                          </a:stretch>
+                        </pic:blipFill>
+                        <pic:spPr>
+                          <a:xfrm>
+                            <a:off x="0" y="0"/>
+                            <a:ext cx="429768" cy="118872"/>
+                          </a:xfrm>
+                          <a:prstGeom prst="rect"/>
+                        </pic:spPr>
+                      </pic:pic>
+                    </a:graphicData>
+                  </a:graphic>
+                </wp:inline>
+              </w:drawing>
+            </w:r>
+            <w:r>
+              <w:rPr>
+                <w:b w:val="0"/>
+                <w:i w:val="0"/>
+                <w:color w:val="1A1A1A"/>
+                <w:sz w:val="22"/>
+              </w:rPr>
+              <w:t>. Find the copy's perimeter and area.</w:t>
             </w:r>
           </w:p>
           <w:p>
@@ -724,17 +944,41 @@
                 <w:color w:val="1A1A1A"/>
                 <w:sz w:val="22"/>
               </w:rPr>
-              <w:t>A figure has area 9 cm</w:t>
+              <w:t xml:space="preserve">A figure has area </w:t>
             </w:r>
             <w:r>
-              <w:rPr>
-                <w:b w:val="0"/>
-                <w:i w:val="0"/>
-                <w:color w:val="1A1A1A"/>
-                <w:sz w:val="22"/>
-                <w:vertAlign w:val="superscript"/>
-              </w:rPr>
-              <w:t>2</w:t>
+              <w:drawing>
+                <wp:inline xmlns:a="http://schemas.openxmlformats.org/drawingml/2006/main" xmlns:pic="http://schemas.openxmlformats.org/drawingml/2006/picture">
+                  <wp:extent cx="356616" cy="146304"/>
+                  <wp:docPr id="7" name="Picture 7"/>
+                  <wp:cNvGraphicFramePr>
+                    <a:graphicFrameLocks noChangeAspect="1"/>
+                  </wp:cNvGraphicFramePr>
+                  <a:graphic>
+                    <a:graphicData uri="http://schemas.openxmlformats.org/drawingml/2006/picture">
+                      <pic:pic>
+                        <pic:nvPicPr>
+                          <pic:cNvPr id="0" name="c06c81a32f4ff1c9.png"/>
+                          <pic:cNvPicPr/>
+                        </pic:nvPicPr>
+                        <pic:blipFill>
+                          <a:blip r:embed="rId14"/>
+                          <a:stretch>
+                            <a:fillRect/>
+                          </a:stretch>
+                        </pic:blipFill>
+                        <pic:spPr>
+                          <a:xfrm>
+                            <a:off x="0" y="0"/>
+                            <a:ext cx="356616" cy="146304"/>
+                          </a:xfrm>
+                          <a:prstGeom prst="rect"/>
+                        </pic:spPr>
+                      </pic:pic>
+                    </a:graphicData>
+                  </a:graphic>
+                </wp:inline>
+              </w:drawing>
             </w:r>
             <w:r>
               <w:rPr>
@@ -743,17 +987,41 @@
                 <w:color w:val="1A1A1A"/>
                 <w:sz w:val="22"/>
               </w:rPr>
-              <w:t xml:space="preserve"> and its scale copy has area 144 cm</w:t>
+              <w:t xml:space="preserve"> and its scale copy has area </w:t>
             </w:r>
             <w:r>
-              <w:rPr>
-                <w:b w:val="0"/>
-                <w:i w:val="0"/>
-                <w:color w:val="1A1A1A"/>
-                <w:sz w:val="22"/>
-                <w:vertAlign w:val="superscript"/>
-              </w:rPr>
-              <w:t>2</w:t>
+              <w:drawing>
+                <wp:inline xmlns:a="http://schemas.openxmlformats.org/drawingml/2006/main" xmlns:pic="http://schemas.openxmlformats.org/drawingml/2006/picture">
+                  <wp:extent cx="505968" cy="143256"/>
+                  <wp:docPr id="8" name="Picture 8"/>
+                  <wp:cNvGraphicFramePr>
+                    <a:graphicFrameLocks noChangeAspect="1"/>
+                  </wp:cNvGraphicFramePr>
+                  <a:graphic>
+                    <a:graphicData uri="http://schemas.openxmlformats.org/drawingml/2006/picture">
+                      <pic:pic>
+                        <pic:nvPicPr>
+                          <pic:cNvPr id="0" name="8b7080e954b18a61.png"/>
+                          <pic:cNvPicPr/>
+                        </pic:nvPicPr>
+                        <pic:blipFill>
+                          <a:blip r:embed="rId15"/>
+                          <a:stretch>
+                            <a:fillRect/>
+                          </a:stretch>
+                        </pic:blipFill>
+                        <pic:spPr>
+                          <a:xfrm>
+                            <a:off x="0" y="0"/>
+                            <a:ext cx="505968" cy="143256"/>
+                          </a:xfrm>
+                          <a:prstGeom prst="rect"/>
+                        </pic:spPr>
+                      </pic:pic>
+                    </a:graphicData>
+                  </a:graphic>
+                </wp:inline>
+              </w:drawing>
             </w:r>
             <w:r>
               <w:rPr>
@@ -762,7 +1030,50 @@
                 <w:color w:val="1A1A1A"/>
                 <w:sz w:val="22"/>
               </w:rPr>
-              <w:t>. Find k.</w:t>
+              <w:t xml:space="preserve">. Find </w:t>
+            </w:r>
+            <w:r>
+              <w:drawing>
+                <wp:inline xmlns:a="http://schemas.openxmlformats.org/drawingml/2006/main" xmlns:pic="http://schemas.openxmlformats.org/drawingml/2006/picture">
+                  <wp:extent cx="76200" cy="118872"/>
+                  <wp:docPr id="9" name="Picture 9"/>
+                  <wp:cNvGraphicFramePr>
+                    <a:graphicFrameLocks noChangeAspect="1"/>
+                  </wp:cNvGraphicFramePr>
+                  <a:graphic>
+                    <a:graphicData uri="http://schemas.openxmlformats.org/drawingml/2006/picture">
+                      <pic:pic>
+                        <pic:nvPicPr>
+                          <pic:cNvPr id="0" name="8a5d661a65b81196.png"/>
+                          <pic:cNvPicPr/>
+                        </pic:nvPicPr>
+                        <pic:blipFill>
+                          <a:blip r:embed="rId16"/>
+                          <a:stretch>
+                            <a:fillRect/>
+                          </a:stretch>
+                        </pic:blipFill>
+                        <pic:spPr>
+                          <a:xfrm>
+                            <a:off x="0" y="0"/>
+                            <a:ext cx="76200" cy="118872"/>
+                          </a:xfrm>
+                          <a:prstGeom prst="rect"/>
+                        </pic:spPr>
+                      </pic:pic>
+                    </a:graphicData>
+                  </a:graphic>
+                </wp:inline>
+              </w:drawing>
+            </w:r>
+            <w:r>
+              <w:rPr>
+                <w:b w:val="0"/>
+                <w:i w:val="0"/>
+                <w:color w:val="1A1A1A"/>
+                <w:sz w:val="22"/>
+              </w:rPr>
+              <w:t>.</w:t>
             </w:r>
           </w:p>
           <w:p>
